--- a/lessions/0003_5.docx
+++ b/lessions/0003_5.docx
@@ -3,206 +3,500 @@
 <w:document xmlns:wpc="http://schemas.microsoft.com/office/word/2010/wordprocessingCanvas" xmlns:cx="http://schemas.microsoft.com/office/drawing/2014/chartex" xmlns:cx1="http://schemas.microsoft.com/office/drawing/2015/9/8/chartex" xmlns:cx2="http://schemas.microsoft.com/office/drawing/2015/10/21/chartex" xmlns:cx3="http://schemas.microsoft.com/office/drawing/2016/5/9/chartex" xmlns:cx4="http://schemas.microsoft.com/office/drawing/2016/5/10/chartex" xmlns:cx5="http://schemas.microsoft.com/office/drawing/2016/5/11/chartex" xmlns:cx6="http://schemas.microsoft.com/office/drawing/2016/5/12/chartex" xmlns:cx7="http://schemas.microsoft.com/office/drawing/2016/5/13/chartex" xmlns:cx8="http://schemas.microsoft.com/office/drawing/2016/5/14/chartex" xmlns:mc="http://schemas.openxmlformats.org/markup-compatibility/2006" xmlns:aink="http://schemas.microsoft.com/office/drawing/2016/ink" xmlns:am3d="http://schemas.microsoft.com/office/drawing/2017/model3d" xmlns:o="urn:schemas-microsoft-com:office:office" xmlns:oel="http://schemas.microsoft.com/office/2019/extlst" xmlns:r="http://schemas.openxmlformats.org/officeDocument/2006/relationships" xmlns:m="http://schemas.openxmlformats.org/officeDocument/2006/math" xmlns:v="urn:schemas-microsoft-com:vml" xmlns:wp14="http://schemas.microsoft.com/office/word/2010/wordprocessingDrawing" xmlns:wp="http://schemas.openxmlformats.org/drawingml/2006/wordprocessingDrawing" xmlns:w10="urn:schemas-microsoft-com:office:word" xmlns:w="http://schemas.openxmlformats.org/wordprocessingml/2006/main" xmlns:w14="http://schemas.microsoft.com/office/word/2010/wordml" xmlns:w15="http://schemas.microsoft.com/office/word/2012/wordml" xmlns:w16cex="http://schemas.microsoft.com/office/word/2018/wordml/cex" xmlns:w16cid="http://schemas.microsoft.com/office/word/2016/wordml/cid" xmlns:w16="http://schemas.microsoft.com/office/word/2018/wordml" xmlns:w16du="http://schemas.microsoft.com/office/word/2023/wordml/word16du" xmlns:w16sdtdh="http://schemas.microsoft.com/office/word/2020/wordml/sdtdatahash" xmlns:w16sdtfl="http://schemas.microsoft.com/office/word/2024/wordml/sdtformatlock" xmlns:w16se="http://schemas.microsoft.com/office/word/2015/wordml/symex" xmlns:wpg="http://schemas.microsoft.com/office/word/2010/wordprocessingGroup" xmlns:wpi="http://schemas.microsoft.com/office/word/2010/wordprocessingInk" xmlns:wne="http://schemas.microsoft.com/office/word/2006/wordml" xmlns:wps="http://schemas.microsoft.com/office/word/2010/wordprocessingShape" mc:Ignorable="w14 w15 w16se w16cid w16 w16cex w16sdtdh w16sdtfl w16du wp14">
   <w:body>
     <w:p>
-      <w:r>
+      <w:pPr>
+        <w:rPr>
+          <w:rFonts w:ascii="Times New Roman" w:hAnsi="Times New Roman" w:cs="Times New Roman"/>
+        </w:rPr>
+      </w:pPr>
+      <w:r>
+        <w:rPr>
+          <w:rFonts w:ascii="Times New Roman" w:hAnsi="Times New Roman" w:cs="Times New Roman"/>
+        </w:rPr>
         <w:t xml:space="preserve">Mục tiêu </w:t>
       </w:r>
     </w:p>
     <w:p>
-      <w:r>
+      <w:pPr>
+        <w:rPr>
+          <w:rFonts w:ascii="Times New Roman" w:hAnsi="Times New Roman" w:cs="Times New Roman"/>
+        </w:rPr>
+      </w:pPr>
+      <w:r>
+        <w:rPr>
+          <w:rFonts w:ascii="Times New Roman" w:hAnsi="Times New Roman" w:cs="Times New Roman"/>
+        </w:rPr>
         <w:t>Hiểu cách sử dụng từ “to be” :am, is, are.</w:t>
       </w:r>
     </w:p>
     <w:p>
-      <w:r>
+      <w:pPr>
+        <w:rPr>
+          <w:rFonts w:ascii="Times New Roman" w:hAnsi="Times New Roman" w:cs="Times New Roman"/>
+        </w:rPr>
+      </w:pPr>
+      <w:r>
+        <w:rPr>
+          <w:rFonts w:ascii="Times New Roman" w:hAnsi="Times New Roman" w:cs="Times New Roman"/>
+        </w:rPr>
         <w:t>Làm quen với các cấu trúc câu khẳng định, phủ định và nghi vấn.</w:t>
       </w:r>
     </w:p>
     <w:p>
-      <w:r>
+      <w:pPr>
+        <w:rPr>
+          <w:rFonts w:ascii="Times New Roman" w:hAnsi="Times New Roman" w:cs="Times New Roman"/>
+        </w:rPr>
+      </w:pPr>
+      <w:r>
+        <w:rPr>
+          <w:rFonts w:ascii="Times New Roman" w:hAnsi="Times New Roman" w:cs="Times New Roman"/>
+        </w:rPr>
         <w:t>Luyện tập với nhiều ví dụ thực tế.</w:t>
       </w:r>
     </w:p>
     <w:p>
-      <w:r>
+      <w:pPr>
+        <w:rPr>
+          <w:rFonts w:ascii="Times New Roman" w:hAnsi="Times New Roman" w:cs="Times New Roman"/>
+        </w:rPr>
+      </w:pPr>
+      <w:r>
+        <w:rPr>
+          <w:rFonts w:ascii="Times New Roman" w:hAnsi="Times New Roman" w:cs="Times New Roman"/>
+        </w:rPr>
         <w:t>1. To be = am / is / are</w:t>
       </w:r>
     </w:p>
     <w:p>
-      <w:r>
-        <w:t xml:space="preserve">Iam </w:t>
-      </w:r>
-    </w:p>
-    <w:p>
-      <w:r>
+      <w:pPr>
+        <w:rPr>
+          <w:rFonts w:ascii="Times New Roman" w:hAnsi="Times New Roman" w:cs="Times New Roman"/>
+        </w:rPr>
+      </w:pPr>
+      <w:r>
+        <w:rPr>
+          <w:rFonts w:ascii="Times New Roman" w:hAnsi="Times New Roman" w:cs="Times New Roman"/>
+        </w:rPr>
+        <w:t>I</w:t>
+      </w:r>
+      <w:r>
+        <w:rPr>
+          <w:rFonts w:ascii="Times New Roman" w:hAnsi="Times New Roman" w:cs="Times New Roman"/>
+        </w:rPr>
+        <w:t xml:space="preserve"> </w:t>
+      </w:r>
+      <w:r>
+        <w:rPr>
+          <w:rFonts w:ascii="Times New Roman" w:hAnsi="Times New Roman" w:cs="Times New Roman"/>
+        </w:rPr>
+        <w:t xml:space="preserve">am </w:t>
+      </w:r>
+    </w:p>
+    <w:p>
+      <w:pPr>
+        <w:rPr>
+          <w:rFonts w:ascii="Times New Roman" w:hAnsi="Times New Roman" w:cs="Times New Roman"/>
+        </w:rPr>
+      </w:pPr>
+      <w:r>
+        <w:rPr>
+          <w:rFonts w:ascii="Times New Roman" w:hAnsi="Times New Roman" w:cs="Times New Roman"/>
+        </w:rPr>
         <w:t>He / She / It | is</w:t>
       </w:r>
     </w:p>
     <w:p>
-      <w:r>
+      <w:pPr>
+        <w:rPr>
+          <w:rFonts w:ascii="Times New Roman" w:hAnsi="Times New Roman" w:cs="Times New Roman"/>
+        </w:rPr>
+      </w:pPr>
+      <w:r>
+        <w:rPr>
+          <w:rFonts w:ascii="Times New Roman" w:hAnsi="Times New Roman" w:cs="Times New Roman"/>
+        </w:rPr>
         <w:t>You / We / They | are</w:t>
       </w:r>
     </w:p>
     <w:p>
-      <w:r>
+      <w:pPr>
+        <w:rPr>
+          <w:rFonts w:ascii="Times New Roman" w:hAnsi="Times New Roman" w:cs="Times New Roman"/>
+        </w:rPr>
+      </w:pPr>
+      <w:r>
+        <w:rPr>
+          <w:rFonts w:ascii="Times New Roman" w:hAnsi="Times New Roman" w:cs="Times New Roman"/>
+        </w:rPr>
         <w:t>2. Câu khẳng định (Affrmative Sentences)</w:t>
       </w:r>
     </w:p>
     <w:p>
-      <w:r>
+      <w:pPr>
+        <w:rPr>
+          <w:rFonts w:ascii="Times New Roman" w:hAnsi="Times New Roman" w:cs="Times New Roman"/>
+        </w:rPr>
+      </w:pPr>
+      <w:r>
+        <w:rPr>
+          <w:rFonts w:ascii="Times New Roman" w:hAnsi="Times New Roman" w:cs="Times New Roman"/>
+        </w:rPr>
         <w:tab/>
         <w:t>I am a student. (Tôi là học sinh)</w:t>
       </w:r>
     </w:p>
     <w:p>
-      <w:r>
+      <w:pPr>
+        <w:rPr>
+          <w:rFonts w:ascii="Times New Roman" w:hAnsi="Times New Roman" w:cs="Times New Roman"/>
+        </w:rPr>
+      </w:pPr>
+      <w:r>
+        <w:rPr>
+          <w:rFonts w:ascii="Times New Roman" w:hAnsi="Times New Roman" w:cs="Times New Roman"/>
+        </w:rPr>
         <w:tab/>
         <w:t>You are my friend. (Bạn là của tôi)</w:t>
       </w:r>
     </w:p>
     <w:p>
-      <w:r>
+      <w:pPr>
+        <w:rPr>
+          <w:rFonts w:ascii="Times New Roman" w:hAnsi="Times New Roman" w:cs="Times New Roman"/>
+        </w:rPr>
+      </w:pPr>
+      <w:r>
+        <w:rPr>
+          <w:rFonts w:ascii="Times New Roman" w:hAnsi="Times New Roman" w:cs="Times New Roman"/>
+        </w:rPr>
         <w:tab/>
         <w:t>He is a doctor. (Anh ấy là bác sĩ)</w:t>
       </w:r>
     </w:p>
     <w:p>
-      <w:r>
+      <w:pPr>
+        <w:rPr>
+          <w:rFonts w:ascii="Times New Roman" w:hAnsi="Times New Roman" w:cs="Times New Roman"/>
+        </w:rPr>
+      </w:pPr>
+      <w:r>
+        <w:rPr>
+          <w:rFonts w:ascii="Times New Roman" w:hAnsi="Times New Roman" w:cs="Times New Roman"/>
+        </w:rPr>
         <w:tab/>
         <w:t>She is beautiful. (Cô ấy xinh đẹp.)</w:t>
       </w:r>
     </w:p>
     <w:p>
-      <w:r>
+      <w:pPr>
+        <w:rPr>
+          <w:rFonts w:ascii="Times New Roman" w:hAnsi="Times New Roman" w:cs="Times New Roman"/>
+        </w:rPr>
+      </w:pPr>
+      <w:r>
+        <w:rPr>
+          <w:rFonts w:ascii="Times New Roman" w:hAnsi="Times New Roman" w:cs="Times New Roman"/>
+        </w:rPr>
         <w:t xml:space="preserve">               It is a dog. (Nó là một con chó</w:t>
       </w:r>
       <w:r>
+        <w:rPr>
+          <w:rFonts w:ascii="Times New Roman" w:hAnsi="Times New Roman" w:cs="Times New Roman"/>
+        </w:rPr>
         <w:t>)</w:t>
       </w:r>
     </w:p>
     <w:p>
-      <w:r>
+      <w:pPr>
+        <w:rPr>
+          <w:rFonts w:ascii="Times New Roman" w:hAnsi="Times New Roman" w:cs="Times New Roman"/>
+        </w:rPr>
+      </w:pPr>
+      <w:r>
+        <w:rPr>
+          <w:rFonts w:ascii="Times New Roman" w:hAnsi="Times New Roman" w:cs="Times New Roman"/>
+        </w:rPr>
         <w:tab/>
         <w:t>We are happy. (Chúng tôi vui vẻ.)</w:t>
       </w:r>
     </w:p>
     <w:p>
-      <w:r>
+      <w:pPr>
+        <w:rPr>
+          <w:rFonts w:ascii="Times New Roman" w:hAnsi="Times New Roman" w:cs="Times New Roman"/>
+        </w:rPr>
+      </w:pPr>
+      <w:r>
+        <w:rPr>
+          <w:rFonts w:ascii="Times New Roman" w:hAnsi="Times New Roman" w:cs="Times New Roman"/>
+        </w:rPr>
         <w:tab/>
         <w:t>They are engineers. (Họ là kỹ sư.)</w:t>
       </w:r>
     </w:p>
     <w:p>
-      <w:r>
+      <w:pPr>
+        <w:rPr>
+          <w:rFonts w:ascii="Times New Roman" w:hAnsi="Times New Roman" w:cs="Times New Roman"/>
+        </w:rPr>
+      </w:pPr>
+      <w:r>
+        <w:rPr>
+          <w:rFonts w:ascii="Times New Roman" w:hAnsi="Times New Roman" w:cs="Times New Roman"/>
+        </w:rPr>
         <w:t>3. Câu phủ định (Negative sentences)</w:t>
       </w:r>
     </w:p>
     <w:p>
-      <w:r>
+      <w:pPr>
+        <w:rPr>
+          <w:rFonts w:ascii="Times New Roman" w:hAnsi="Times New Roman" w:cs="Times New Roman"/>
+        </w:rPr>
+      </w:pPr>
+      <w:r>
+        <w:rPr>
+          <w:rFonts w:ascii="Times New Roman" w:hAnsi="Times New Roman" w:cs="Times New Roman"/>
+        </w:rPr>
         <w:tab/>
         <w:t>I am not tired. (Tôi không mệt.)</w:t>
       </w:r>
     </w:p>
     <w:p>
-      <w:r>
+      <w:pPr>
+        <w:rPr>
+          <w:rFonts w:ascii="Times New Roman" w:hAnsi="Times New Roman" w:cs="Times New Roman"/>
+        </w:rPr>
+      </w:pPr>
+      <w:r>
+        <w:rPr>
+          <w:rFonts w:ascii="Times New Roman" w:hAnsi="Times New Roman" w:cs="Times New Roman"/>
+        </w:rPr>
         <w:tab/>
         <w:t>You are not busy. (Bạn không bận)</w:t>
       </w:r>
     </w:p>
     <w:p>
-      <w:r>
+      <w:pPr>
+        <w:rPr>
+          <w:rFonts w:ascii="Times New Roman" w:hAnsi="Times New Roman" w:cs="Times New Roman"/>
+        </w:rPr>
+      </w:pPr>
+      <w:r>
+        <w:rPr>
+          <w:rFonts w:ascii="Times New Roman" w:hAnsi="Times New Roman" w:cs="Times New Roman"/>
+        </w:rPr>
         <w:tab/>
         <w:t>He is not here. (Anh ấy không có ở đây.)</w:t>
       </w:r>
     </w:p>
     <w:p>
-      <w:r>
+      <w:pPr>
+        <w:rPr>
+          <w:rFonts w:ascii="Times New Roman" w:hAnsi="Times New Roman" w:cs="Times New Roman"/>
+        </w:rPr>
+      </w:pPr>
+      <w:r>
+        <w:rPr>
+          <w:rFonts w:ascii="Times New Roman" w:hAnsi="Times New Roman" w:cs="Times New Roman"/>
+        </w:rPr>
         <w:tab/>
         <w:t>My is not my sister.(Cô áy không phải là chị gái tôi.)</w:t>
       </w:r>
     </w:p>
     <w:p>
-      <w:r>
+      <w:pPr>
+        <w:rPr>
+          <w:rFonts w:ascii="Times New Roman" w:hAnsi="Times New Roman" w:cs="Times New Roman"/>
+        </w:rPr>
+      </w:pPr>
+      <w:r>
+        <w:rPr>
+          <w:rFonts w:ascii="Times New Roman" w:hAnsi="Times New Roman" w:cs="Times New Roman"/>
+        </w:rPr>
         <w:tab/>
         <w:t>It is not cold today(Hôm nay không lạnh lắm.)</w:t>
       </w:r>
     </w:p>
     <w:p>
-      <w:r>
+      <w:pPr>
+        <w:rPr>
+          <w:rFonts w:ascii="Times New Roman" w:hAnsi="Times New Roman" w:cs="Times New Roman"/>
+        </w:rPr>
+      </w:pPr>
+      <w:r>
+        <w:rPr>
+          <w:rFonts w:ascii="Times New Roman" w:hAnsi="Times New Roman" w:cs="Times New Roman"/>
+        </w:rPr>
         <w:tab/>
         <w:t>We are not ready. (Chúng tôi chưa sắn sàng.)</w:t>
       </w:r>
     </w:p>
     <w:p>
-      <w:r>
+      <w:pPr>
+        <w:rPr>
+          <w:rFonts w:ascii="Times New Roman" w:hAnsi="Times New Roman" w:cs="Times New Roman"/>
+        </w:rPr>
+      </w:pPr>
+      <w:r>
+        <w:rPr>
+          <w:rFonts w:ascii="Times New Roman" w:hAnsi="Times New Roman" w:cs="Times New Roman"/>
+        </w:rPr>
         <w:tab/>
         <w:t>They are not students.(</w:t>
       </w:r>
       <w:r>
+        <w:rPr>
+          <w:rFonts w:ascii="Times New Roman" w:hAnsi="Times New Roman" w:cs="Times New Roman"/>
+        </w:rPr>
         <w:t>Họ không phải là học sinh.)</w:t>
       </w:r>
     </w:p>
     <w:p>
-      <w:r>
+      <w:pPr>
+        <w:rPr>
+          <w:rFonts w:ascii="Times New Roman" w:hAnsi="Times New Roman" w:cs="Times New Roman"/>
+        </w:rPr>
+      </w:pPr>
+      <w:r>
+        <w:rPr>
+          <w:rFonts w:ascii="Times New Roman" w:hAnsi="Times New Roman" w:cs="Times New Roman"/>
+        </w:rPr>
         <w:t>4. Câu hỏi (Yes/No Questions)</w:t>
       </w:r>
     </w:p>
     <w:p>
-      <w:r>
+      <w:pPr>
+        <w:rPr>
+          <w:rFonts w:ascii="Times New Roman" w:hAnsi="Times New Roman" w:cs="Times New Roman"/>
+        </w:rPr>
+      </w:pPr>
+      <w:r>
+        <w:rPr>
+          <w:rFonts w:ascii="Times New Roman" w:hAnsi="Times New Roman" w:cs="Times New Roman"/>
+        </w:rPr>
         <w:tab/>
         <w:t>Are you a teacher? (Bạn có phải là giáo viên không?)</w:t>
       </w:r>
     </w:p>
     <w:p>
-      <w:r>
+      <w:pPr>
+        <w:rPr>
+          <w:rFonts w:ascii="Times New Roman" w:hAnsi="Times New Roman" w:cs="Times New Roman"/>
+        </w:rPr>
+      </w:pPr>
+      <w:r>
+        <w:rPr>
+          <w:rFonts w:ascii="Times New Roman" w:hAnsi="Times New Roman" w:cs="Times New Roman"/>
+        </w:rPr>
+        <w:tab/>
+      </w:r>
+      <w:r>
+        <w:rPr>
+          <w:rFonts w:ascii="Times New Roman" w:hAnsi="Times New Roman" w:cs="Times New Roman"/>
+        </w:rPr>
+        <w:tab/>
+        <w:t>Yes, I am./No, I’m not.</w:t>
+      </w:r>
+    </w:p>
+    <w:p>
+      <w:pPr>
+        <w:rPr>
+          <w:rFonts w:ascii="Times New Roman" w:hAnsi="Times New Roman" w:cs="Times New Roman"/>
+        </w:rPr>
+      </w:pPr>
+      <w:r>
+        <w:rPr>
+          <w:rFonts w:ascii="Times New Roman" w:hAnsi="Times New Roman" w:cs="Times New Roman"/>
+        </w:rPr>
         <w:lastRenderedPageBreak/>
         <w:tab/>
-      </w:r>
-      <w:r>
-        <w:tab/>
-        <w:t>Yes, I am./No, I’m not.</w:t>
-      </w:r>
-    </w:p>
-    <w:p>
-      <w:r>
-        <w:tab/>
         <w:t>Is he your brother? (Anh ấy có phải là anh của bạn không?)</w:t>
       </w:r>
     </w:p>
     <w:p>
-      <w:r>
-        <w:tab/>
-      </w:r>
-      <w:r>
+      <w:pPr>
+        <w:rPr>
+          <w:rFonts w:ascii="Times New Roman" w:hAnsi="Times New Roman" w:cs="Times New Roman"/>
+        </w:rPr>
+      </w:pPr>
+      <w:r>
+        <w:rPr>
+          <w:rFonts w:ascii="Times New Roman" w:hAnsi="Times New Roman" w:cs="Times New Roman"/>
+        </w:rPr>
+        <w:tab/>
+      </w:r>
+      <w:r>
+        <w:rPr>
+          <w:rFonts w:ascii="Times New Roman" w:hAnsi="Times New Roman" w:cs="Times New Roman"/>
+        </w:rPr>
         <w:tab/>
         <w:t>Yes, he is./No, he isn’t.</w:t>
       </w:r>
     </w:p>
     <w:p>
-      <w:r>
+      <w:pPr>
+        <w:rPr>
+          <w:rFonts w:ascii="Times New Roman" w:hAnsi="Times New Roman" w:cs="Times New Roman"/>
+        </w:rPr>
+      </w:pPr>
+      <w:r>
+        <w:rPr>
+          <w:rFonts w:ascii="Times New Roman" w:hAnsi="Times New Roman" w:cs="Times New Roman"/>
+        </w:rPr>
         <w:tab/>
         <w:t>Are they at home? (Họ có ở nhà không?)</w:t>
       </w:r>
     </w:p>
     <w:p>
-      <w:r>
-        <w:tab/>
-      </w:r>
-      <w:r>
+      <w:pPr>
+        <w:rPr>
+          <w:rFonts w:ascii="Times New Roman" w:hAnsi="Times New Roman" w:cs="Times New Roman"/>
+        </w:rPr>
+      </w:pPr>
+      <w:r>
+        <w:rPr>
+          <w:rFonts w:ascii="Times New Roman" w:hAnsi="Times New Roman" w:cs="Times New Roman"/>
+        </w:rPr>
+        <w:tab/>
+      </w:r>
+      <w:r>
+        <w:rPr>
+          <w:rFonts w:ascii="Times New Roman" w:hAnsi="Times New Roman" w:cs="Times New Roman"/>
+        </w:rPr>
         <w:tab/>
         <w:t>Yes, they are/No, they are not</w:t>
       </w:r>
     </w:p>
     <w:p>
-      <w:r>
+      <w:pPr>
+        <w:rPr>
+          <w:rFonts w:ascii="Times New Roman" w:hAnsi="Times New Roman" w:cs="Times New Roman"/>
+        </w:rPr>
+      </w:pPr>
+      <w:r>
+        <w:rPr>
+          <w:rFonts w:ascii="Times New Roman" w:hAnsi="Times New Roman" w:cs="Times New Roman"/>
+        </w:rPr>
         <w:tab/>
         <w:t>Am I late. (Tôi có trễ không?)</w:t>
       </w:r>
     </w:p>
     <w:p>
-      <w:r>
-        <w:tab/>
-      </w:r>
-      <w:r>
+      <w:pPr>
+        <w:rPr>
+          <w:rFonts w:ascii="Times New Roman" w:hAnsi="Times New Roman" w:cs="Times New Roman"/>
+        </w:rPr>
+      </w:pPr>
+      <w:r>
+        <w:rPr>
+          <w:rFonts w:ascii="Times New Roman" w:hAnsi="Times New Roman" w:cs="Times New Roman"/>
+        </w:rPr>
+        <w:tab/>
+      </w:r>
+      <w:r>
+        <w:rPr>
+          <w:rFonts w:ascii="Times New Roman" w:hAnsi="Times New Roman" w:cs="Times New Roman"/>
+        </w:rPr>
         <w:tab/>
         <w:t>Yes, you are/No, you are not</w:t>
       </w:r>
